--- a/policies/build/chapters_v2/COP/document/COP13/SOP_Anaesthesia_Care.docx
+++ b/policies/build/chapters_v2/COP/document/COP13/SOP_Anaesthesia_Care.docx
@@ -390,7 +390,7 @@
         <w:rPr>
           <w:i/>
         </w:rPr>
-        <w:t>Skipping or rushing this step is exactly the kind of gap an assessor — or a real patient safety incident — would eventually surface.</w:t>
+        <w:t>An anaesthesia plan built without a proper pre-assessment can miss a drug interaction or airway risk that only becomes obvious once the patient is already under.</w:t>
       </w:r>
     </w:p>
     <w:p>
@@ -452,7 +452,7 @@
         <w:rPr>
           <w:i/>
         </w:rPr>
-        <w:t>Skipping or rushing this step is exactly the kind of gap an assessor — or a real patient safety incident — would eventually surface.</w:t>
+        <w:t>A patient's condition can change between the pre-anaesthesia assessment and the moment of induction — skipping the pre-induction recheck means inducing on stale information.</w:t>
       </w:r>
     </w:p>
     <w:p>
@@ -618,7 +618,7 @@
         <w:rPr>
           <w:i/>
         </w:rPr>
-        <w:t>A patient handed from one team, vehicle or setting to another is vulnerable exactly at that transition point — this step exists to protect them there.</w:t>
+        <w:t>A patient who's still recovering from anaesthesia and gets moved before meeting documented transfer criteria can deteriorate somewhere no one's watching as closely.</w:t>
       </w:r>
     </w:p>
     <w:p>
@@ -675,7 +675,7 @@
         <w:rPr>
           <w:i/>
         </w:rPr>
-        <w:t>If this isn't written down, there's no way to prove later that it actually happened, and no way for the next shift to know what was done.</w:t>
+        <w:t>An anaesthesia chart missing the medications or timing given leaves the next clinician reconstructing what happened instead of reading it.</w:t>
       </w:r>
     </w:p>
     <w:p>
@@ -790,7 +790,7 @@
             <w:color w:val="0563C1"/>
             <w:u w:val="single"/>
           </w:rPr>
-          <w:t>NABH — Hospitals Accreditation Programme (HCO), 6th Edition standards</w:t>
+          <w:t>National Accreditation Board for Hospitals and Healthcare Providers. (2025). NABH accreditation standards for hospitals (6th ed.). ISBN 978-81-965264-9-8.</w:t>
         </w:r>
       </w:hyperlink>
     </w:p>
